--- a/engine/phdc_study/PHDC_Valuation_Study_03-09-2026.docx
+++ b/engine/phdc_study/PHDC_Valuation_Study_03-09-2026.docx
@@ -39,6 +39,14 @@
       </w:r>
     </w:p>
     <w:p>
+      <w:r>
+        <w:rPr>
+          <w:sz w:val="16"/>
+        </w:rPr>
+        <w:t>PRICE DATE 3 September 2026 — the latest known close, the price this valuation is measured against.   ISSUE DATE 3 September 2026 — the day this edition was issued. A recalibration issues a new document carrying its own issue date; the two dates are stated separately because they are not the same fact.</w:t>
+      </w:r>
+    </w:p>
+    <w:p>
       <w:pPr>
         <w:spacing w:after="140"/>
       </w:pPr>
@@ -63,7 +71,7 @@
           <w:color w:val="1A1D21"/>
           <w:sz w:val="20"/>
         </w:rPr>
-        <w:t>It supersedes the edition of 30 August 2026, and it changes three things in it, each found by a review of that edition against the company's filings on 1 September 2026 and each set out where it applies. First, the bridge from enterprise value to equity, the book value and the borrowings now stand on the balance sheet of 31 March 2026 — reviewed, and posted to the company's own result centre with the first-quarter results the earlier edition already used — rather than on 31 December 2025 (section 1.1, Appendix A.2). Second, minority shareholders in subsidiaries are now deducted at their share of value; the earlier edition deducted nothing for them (section 1.1). Third, normalised earnings are capitalised at the cost of equity less the same growth the cash-flow model carries, where the earlier edition capitalised them at the cost of equity alone — which in a currency whose discount rate embeds Egyptian inflation assumes a perpetual decline in real terms that nothing in the company's record supports (section 1.4). The discount rate, the forecast and the lens weights are unchanged. The central figure moves from EGP 10.94 to EGP 17.85 a share.</w:t>
+        <w:t>It supersedes the edition of 30 August 2026, and it changes three things in it, each found by a review of that edition against the company's filings on 1 September 2026 and each set out where it applies. First, the bridge from enterprise value to equity, the book value and the borrowings now stand on the balance sheet of 31 March 2026 — reviewed, and posted to the company's own result centre with the first-quarter results the earlier edition already used — rather than on 31 December 2025 (section 1.1, Appendix A.2). Second, minority shareholders in subsidiaries are now deducted at their share of value; the earlier edition deducted nothing for them (section 1.1). Third, normalised earnings are capitalised at the cost of equity less the same growth the cash-flow model carries, where the earlier edition capitalised them at the cost of equity alone — which in a currency whose discount rate embeds Egyptian inflation assumes a perpetual decline in real terms that nothing in the company's record supports (section 1.4). The discount rate, the forecast and the lens weights are unchanged. The central figure moves from EGP 10.94 to EGP 17.86 a share.</w:t>
       </w:r>
     </w:p>
     <w:p>
@@ -127,7 +135,7 @@
           <w:color w:val="1A1D21"/>
           <w:sz w:val="23"/>
         </w:rPr>
-        <w:t>Palm Hills is worth EGP 17.85 a share on a base case built from the company's own units and prices, in a range of EGP 4.01 to EGP 46.50 across the full observed range of the one thing that decides it. The shares trade at EGP 14.40.</w:t>
+        <w:t>Palm Hills is worth EGP 17.86 a share on a base case built from the company's own units and prices, in a range of EGP 4.02 to EGP 46.53 across the full observed range of the one thing that decides it. The shares trade at EGP 14.40.</w:t>
       </w:r>
     </w:p>
     <w:p>
@@ -153,7 +161,7 @@
           <w:color w:val="1A1D21"/>
           <w:sz w:val="20"/>
         </w:rPr>
-        <w:t>The company's cost of capital, built from the ground up, is 25.11% against an Egyptian ten-year government bond yield of 23.00%. It CHANGED in this edition: the equity risk premium moved from the credit-rating basis to the traded default-swap basis, which is the house default and which the other studies in this market already use, and the rate fell from 26.10% to 25.11%. Both bases are published in section 1.8. The change RAISES the value, and it was made for consistency across the book rather than for its direction.</w:t>
+        <w:t>The company's cost of capital, built from the ground up, is 25.10% against an Egyptian ten-year government bond yield of 23.00%. It CHANGED in this edition: the equity risk premium moved from the credit-rating basis to the traded default-swap basis, which is the house default and which the other studies in this market already use, and the rate fell from 26.09% to 25.10%. Both bases are published in section 1.8. The change RAISES the value, and it was made for consistency across the book rather than for its direction.</w:t>
       </w:r>
     </w:p>
     <w:p>
@@ -166,7 +174,7 @@
           <w:color w:val="1A1D21"/>
           <w:sz w:val="20"/>
         </w:rPr>
-        <w:t>Value turns on how quickly contracted sales become cash. Over the three years the company has published a cash-flow statement, operating cash was 4.3%, 17.9% and 3.9% of revenue. At the low end the shares are worth EGP 6.14; at the high end, EGP 40.29.</w:t>
+        <w:t>Value turns on how quickly contracted sales become cash. Over the three years the company has published a cash-flow statement, operating cash was 4.3%, 17.9% and 3.9% of revenue. At the low end the shares are worth EGP 6.15; at the high end, EGP 40.32.</w:t>
       </w:r>
     </w:p>
     <w:p>
@@ -337,7 +345,7 @@
                 <w:color w:val="1A1D21"/>
                 <w:sz w:val="17"/>
               </w:rPr>
-              <w:t>4.01</w:t>
+              <w:t>4.02</w:t>
             </w:r>
           </w:p>
         </w:tc>
@@ -355,7 +363,7 @@
                 <w:color w:val="1A1D21"/>
                 <w:sz w:val="17"/>
               </w:rPr>
-              <w:t>17.85</w:t>
+              <w:t>17.86</w:t>
             </w:r>
           </w:p>
         </w:tc>
@@ -373,7 +381,7 @@
                 <w:color w:val="1A1D21"/>
                 <w:sz w:val="17"/>
               </w:rPr>
-              <w:t>46.50</w:t>
+              <w:t>46.53</w:t>
             </w:r>
           </w:p>
         </w:tc>
@@ -5669,7 +5677,7 @@
                 <w:color w:val="1A1D21"/>
                 <w:sz w:val="17"/>
               </w:rPr>
-              <w:t>19.4%</w:t>
+              <w:t>19.3%</w:t>
             </w:r>
           </w:p>
         </w:tc>
@@ -5705,43 +5713,43 @@
                 <w:color w:val="1A1D21"/>
                 <w:sz w:val="17"/>
               </w:rPr>
-              <w:t>16.2%</w:t>
-            </w:r>
-          </w:p>
-        </w:tc>
-        <w:tc>
-          <w:tcPr>
-            <w:tcW w:type="dxa" w:w="1026"/>
-          </w:tcPr>
-          <w:p>
-            <w:pPr>
-              <w:jc w:val="right"/>
-            </w:pPr>
-            <w:r/>
-            <w:r>
-              <w:rPr>
-                <w:color w:val="1A1D21"/>
-                <w:sz w:val="17"/>
-              </w:rPr>
-              <w:t>16.2%</w:t>
-            </w:r>
-          </w:p>
-        </w:tc>
-        <w:tc>
-          <w:tcPr>
-            <w:tcW w:type="dxa" w:w="1026"/>
-          </w:tcPr>
-          <w:p>
-            <w:pPr>
-              <w:jc w:val="right"/>
-            </w:pPr>
-            <w:r/>
-            <w:r>
-              <w:rPr>
-                <w:color w:val="1A1D21"/>
-                <w:sz w:val="17"/>
-              </w:rPr>
-              <w:t>16.2%</w:t>
+              <w:t>16.1%</w:t>
+            </w:r>
+          </w:p>
+        </w:tc>
+        <w:tc>
+          <w:tcPr>
+            <w:tcW w:type="dxa" w:w="1026"/>
+          </w:tcPr>
+          <w:p>
+            <w:pPr>
+              <w:jc w:val="right"/>
+            </w:pPr>
+            <w:r/>
+            <w:r>
+              <w:rPr>
+                <w:color w:val="1A1D21"/>
+                <w:sz w:val="17"/>
+              </w:rPr>
+              <w:t>16.1%</w:t>
+            </w:r>
+          </w:p>
+        </w:tc>
+        <w:tc>
+          <w:tcPr>
+            <w:tcW w:type="dxa" w:w="1026"/>
+          </w:tcPr>
+          <w:p>
+            <w:pPr>
+              <w:jc w:val="right"/>
+            </w:pPr>
+            <w:r/>
+            <w:r>
+              <w:rPr>
+                <w:color w:val="1A1D21"/>
+                <w:sz w:val="17"/>
+              </w:rPr>
+              <w:t>16.1%</w:t>
             </w:r>
           </w:p>
         </w:tc>
@@ -5869,7 +5877,7 @@
                 <w:color w:val="1A1D21"/>
                 <w:sz w:val="17"/>
               </w:rPr>
-              <w:t>0.190</w:t>
+              <w:t>0.191</w:t>
             </w:r>
           </w:p>
         </w:tc>
@@ -5943,97 +5951,97 @@
                 <w:color w:val="1A1D21"/>
                 <w:sz w:val="17"/>
               </w:rPr>
-              <w:t>4,316</w:t>
-            </w:r>
-          </w:p>
-        </w:tc>
-        <w:tc>
-          <w:tcPr>
-            <w:tcW w:type="dxa" w:w="1026"/>
-          </w:tcPr>
-          <w:p>
-            <w:pPr>
-              <w:jc w:val="right"/>
-            </w:pPr>
-            <w:r/>
-            <w:r>
-              <w:rPr>
-                <w:color w:val="1A1D21"/>
-                <w:sz w:val="17"/>
-              </w:rPr>
-              <w:t>4,136</w:t>
-            </w:r>
-          </w:p>
-        </w:tc>
-        <w:tc>
-          <w:tcPr>
-            <w:tcW w:type="dxa" w:w="1026"/>
-          </w:tcPr>
-          <w:p>
-            <w:pPr>
-              <w:jc w:val="right"/>
-            </w:pPr>
-            <w:r/>
-            <w:r>
-              <w:rPr>
-                <w:color w:val="1A1D21"/>
-                <w:sz w:val="17"/>
-              </w:rPr>
-              <w:t>3,993</w:t>
-            </w:r>
-          </w:p>
-        </w:tc>
-        <w:tc>
-          <w:tcPr>
-            <w:tcW w:type="dxa" w:w="1026"/>
-          </w:tcPr>
-          <w:p>
-            <w:pPr>
-              <w:jc w:val="right"/>
-            </w:pPr>
-            <w:r/>
-            <w:r>
-              <w:rPr>
-                <w:color w:val="1A1D21"/>
-                <w:sz w:val="17"/>
-              </w:rPr>
-              <w:t>3,874</w:t>
-            </w:r>
-          </w:p>
-        </w:tc>
-        <w:tc>
-          <w:tcPr>
-            <w:tcW w:type="dxa" w:w="1026"/>
-          </w:tcPr>
-          <w:p>
-            <w:pPr>
-              <w:jc w:val="right"/>
-            </w:pPr>
-            <w:r/>
-            <w:r>
-              <w:rPr>
-                <w:color w:val="1A1D21"/>
-                <w:sz w:val="17"/>
-              </w:rPr>
-              <w:t>3,003</w:t>
-            </w:r>
-          </w:p>
-        </w:tc>
-        <w:tc>
-          <w:tcPr>
-            <w:tcW w:type="dxa" w:w="1026"/>
-          </w:tcPr>
-          <w:p>
-            <w:pPr>
-              <w:jc w:val="right"/>
-            </w:pPr>
-            <w:r/>
-            <w:r>
-              <w:rPr>
-                <w:color w:val="1A1D21"/>
-                <w:sz w:val="17"/>
-              </w:rPr>
-              <w:t>1,923</w:t>
+              <w:t>4,317</w:t>
+            </w:r>
+          </w:p>
+        </w:tc>
+        <w:tc>
+          <w:tcPr>
+            <w:tcW w:type="dxa" w:w="1026"/>
+          </w:tcPr>
+          <w:p>
+            <w:pPr>
+              <w:jc w:val="right"/>
+            </w:pPr>
+            <w:r/>
+            <w:r>
+              <w:rPr>
+                <w:color w:val="1A1D21"/>
+                <w:sz w:val="17"/>
+              </w:rPr>
+              <w:t>4,137</w:t>
+            </w:r>
+          </w:p>
+        </w:tc>
+        <w:tc>
+          <w:tcPr>
+            <w:tcW w:type="dxa" w:w="1026"/>
+          </w:tcPr>
+          <w:p>
+            <w:pPr>
+              <w:jc w:val="right"/>
+            </w:pPr>
+            <w:r/>
+            <w:r>
+              <w:rPr>
+                <w:color w:val="1A1D21"/>
+                <w:sz w:val="17"/>
+              </w:rPr>
+              <w:t>3,994</w:t>
+            </w:r>
+          </w:p>
+        </w:tc>
+        <w:tc>
+          <w:tcPr>
+            <w:tcW w:type="dxa" w:w="1026"/>
+          </w:tcPr>
+          <w:p>
+            <w:pPr>
+              <w:jc w:val="right"/>
+            </w:pPr>
+            <w:r/>
+            <w:r>
+              <w:rPr>
+                <w:color w:val="1A1D21"/>
+                <w:sz w:val="17"/>
+              </w:rPr>
+              <w:t>3,875</w:t>
+            </w:r>
+          </w:p>
+        </w:tc>
+        <w:tc>
+          <w:tcPr>
+            <w:tcW w:type="dxa" w:w="1026"/>
+          </w:tcPr>
+          <w:p>
+            <w:pPr>
+              <w:jc w:val="right"/>
+            </w:pPr>
+            <w:r/>
+            <w:r>
+              <w:rPr>
+                <w:color w:val="1A1D21"/>
+                <w:sz w:val="17"/>
+              </w:rPr>
+              <w:t>3,004</w:t>
+            </w:r>
+          </w:p>
+        </w:tc>
+        <w:tc>
+          <w:tcPr>
+            <w:tcW w:type="dxa" w:w="1026"/>
+          </w:tcPr>
+          <w:p>
+            <w:pPr>
+              <w:jc w:val="right"/>
+            </w:pPr>
+            <w:r/>
+            <w:r>
+              <w:rPr>
+                <w:color w:val="1A1D21"/>
+                <w:sz w:val="17"/>
+              </w:rPr>
+              <w:t>1,924</w:t>
             </w:r>
           </w:p>
         </w:tc>
@@ -6136,7 +6144,7 @@
                 <w:color w:val="1A1D21"/>
                 <w:sz w:val="17"/>
               </w:rPr>
-              <w:t>49,462.4</w:t>
+              <w:t>49,477.7</w:t>
             </w:r>
           </w:p>
         </w:tc>
@@ -6174,7 +6182,7 @@
                 <w:color w:val="1A1D21"/>
                 <w:sz w:val="17"/>
               </w:rPr>
-              <w:t>22,474.6</w:t>
+              <w:t>22,501.1</w:t>
             </w:r>
           </w:p>
         </w:tc>
@@ -6212,7 +6220,7 @@
                 <w:color w:val="1A1D21"/>
                 <w:sz w:val="17"/>
               </w:rPr>
-              <w:t>71,936.9</w:t>
+              <w:t>71,978.8</w:t>
             </w:r>
           </w:p>
         </w:tc>
@@ -6364,7 +6372,7 @@
                 <w:color w:val="1A1D21"/>
                 <w:sz w:val="17"/>
               </w:rPr>
-              <w:t>53,551.4</w:t>
+              <w:t>53,593.3</w:t>
             </w:r>
           </w:p>
         </w:tc>
@@ -6402,7 +6410,7 @@
                 <w:color w:val="1A1D21"/>
                 <w:sz w:val="17"/>
               </w:rPr>
-              <w:t>-2,508.2</w:t>
+              <w:t>-2,510.2</w:t>
             </w:r>
           </w:p>
         </w:tc>
@@ -6440,7 +6448,7 @@
                 <w:color w:val="1A1D21"/>
                 <w:sz w:val="17"/>
               </w:rPr>
-              <w:t>51,043.2</w:t>
+              <w:t>51,083.1</w:t>
             </w:r>
           </w:p>
         </w:tc>
@@ -6516,7 +6524,7 @@
                 <w:color w:val="1A1D21"/>
                 <w:sz w:val="17"/>
               </w:rPr>
-              <w:t>17.85</w:t>
+              <w:t>17.86</w:t>
             </w:r>
           </w:p>
         </w:tc>
@@ -7009,7 +7017,7 @@
           <w:color w:val="1A1D21"/>
           <w:sz w:val="20"/>
         </w:rPr>
-        <w:t>Shareholders' funds attributable to the parent were EGP 18,956 million at 31 March 2026, or EGP 6.63 a share, against a market price of EGP 14.40 — the shares change hands at about 2.2 times book. The earlier edition divided total equity, minority interests included, by the parent's shares; this one puts the numerator on the same footing as the share count, and on the latest disclosed sheet. Profit after tax and minority interest of EGP 4,217 million in 2025 on average shareholders' funds gives a return on equity of roughly 25.3%. Against a cost of equity of 31.3%, the company is not currently earning its cost of capital on book, which is why book value sits well below every cash-flow read in this study rather than acting as a floor.</w:t>
+        <w:t>Shareholders' funds attributable to the parent were EGP 18,956 million at 31 March 2026, or EGP 6.63 a share, against a market price of EGP 14.40 — the shares change hands at about 2.2 times book. The earlier edition divided total equity, minority interests included, by the parent's shares; this one puts the numerator on the same footing as the share count, and on the latest disclosed sheet. Profit after tax and minority interest of EGP 4,217 million in 2025 on average shareholders' funds gives a return on equity of roughly 25.3%. Against a cost of equity of 31.2%, the company is not currently earning its cost of capital on book, which is why book value sits well below every cash-flow read in this study rather than acting as a floor.</w:t>
       </w:r>
     </w:p>
     <w:p>
@@ -7067,7 +7075,7 @@
           <w:color w:val="1A1D21"/>
           <w:sz w:val="20"/>
         </w:rPr>
-        <w:t>Normalised earnings of EGP 4,622 million — the average of the last two years' revenue carried one year forward at inflation, at the 2025 net margin of 11.7% — would capitalise at the cost of equity of 31.26% less growth to about EGP 6.66 a share, and at the cost of equity alone, as an earlier edition did, to EGP 5.17. Neither figure is published as a lens here, and the reason is not the arithmetic. This company recognises revenue when a project completes, so its reported earnings in any year are an accident of which project happened to complete: capitalising a mid-cycle figure treats that schedule as though it were a steady state. The working is kept as a diagnostic in the workbook and it claims nothing.</w:t>
+        <w:t>Normalised earnings of EGP 4,622 million — the average of the last two years' revenue carried one year forward at inflation, at the 2025 net margin of 11.7% — would capitalise at the cost of equity of 31.24% less growth to about EGP 6.67 a share, and at the cost of equity alone, as an earlier edition did, to EGP 5.17. Neither figure is published as a lens here, and the reason is not the arithmetic. This company recognises revenue when a project completes, so its reported earnings in any year are an accident of which project happened to complete: capitalising a mid-cycle figure treats that schedule as though it were a steady state. The working is kept as a diagnostic in the workbook and it claims nothing.</w:t>
       </w:r>
     </w:p>
     <w:p>
@@ -7243,7 +7251,7 @@
                 <w:color w:val="1A1D21"/>
                 <w:sz w:val="17"/>
               </w:rPr>
-              <w:t>4.01</w:t>
+              <w:t>4.02</w:t>
             </w:r>
           </w:p>
         </w:tc>
@@ -7261,7 +7269,7 @@
                 <w:color w:val="1A1D21"/>
                 <w:sz w:val="17"/>
               </w:rPr>
-              <w:t>17.85</w:t>
+              <w:t>17.86</w:t>
             </w:r>
           </w:p>
         </w:tc>
@@ -7279,7 +7287,7 @@
                 <w:color w:val="1A1D21"/>
                 <w:sz w:val="17"/>
               </w:rPr>
-              <w:t>46.50</w:t>
+              <w:t>46.53</w:t>
             </w:r>
           </w:p>
         </w:tc>
@@ -9770,7 +9778,7 @@
                 <w:color w:val="1A1D21"/>
                 <w:sz w:val="17"/>
               </w:rPr>
-              <w:t>1.0493</w:t>
+              <w:t>1.0481</w:t>
             </w:r>
           </w:p>
         </w:tc>
@@ -9788,7 +9796,7 @@
                 <w:color w:val="1A1D21"/>
                 <w:sz w:val="17"/>
               </w:rPr>
-              <w:t>1.0493</w:t>
+              <w:t>1.0481</w:t>
             </w:r>
           </w:p>
         </w:tc>
@@ -9826,7 +9834,7 @@
                 <w:color w:val="1A1D21"/>
                 <w:sz w:val="17"/>
               </w:rPr>
-              <w:t>31.26%</w:t>
+              <w:t>31.24%</w:t>
             </w:r>
           </w:p>
         </w:tc>
@@ -9844,7 +9852,7 @@
                 <w:color w:val="1A1D21"/>
                 <w:sz w:val="17"/>
               </w:rPr>
-              <w:t>29.46%</w:t>
+              <w:t>29.45%</w:t>
             </w:r>
           </w:p>
         </w:tc>
@@ -10106,7 +10114,7 @@
                 <w:color w:val="1A1D21"/>
                 <w:sz w:val="17"/>
               </w:rPr>
-              <w:t>26.10%</w:t>
+              <w:t>26.09%</w:t>
             </w:r>
           </w:p>
         </w:tc>
@@ -10121,7 +10129,7 @@
                 <w:color w:val="1A1D21"/>
                 <w:sz w:val="17"/>
               </w:rPr>
-              <w:t>25.11%  ← ADOPTED</w:t>
+              <w:t>25.10%  ← ADOPTED</w:t>
             </w:r>
           </w:p>
         </w:tc>
@@ -10152,7 +10160,7 @@
           <w:color w:val="1A1D21"/>
           <w:sz w:val="20"/>
         </w:rPr>
-        <w:t>The beta is measured on Palm Hills' own weekly price history against the EGX30 index over 4.85 years: 1.0493, with a standard error of 0.1823, an R-squared of 29.9% and 251 weekly observations. A cross-check adjustment toward the market gives 1.0329. Appendix B shows the same measurement for every listed Egyptian developer.</w:t>
+        <w:t>The beta is measured on Palm Hills' own weekly price history against the EGX30 index over 4.94 years: 1.0481, with a standard error of 0.1808, an R-squared of 30.0% and 256 weekly observations. A cross-check adjustment toward the market gives 1.0320. Appendix B shows the same measurement for every listed Egyptian developer.</w:t>
       </w:r>
     </w:p>
     <w:p>
@@ -10188,7 +10196,7 @@
           <w:color w:val="1A1D21"/>
           <w:sz w:val="20"/>
         </w:rPr>
-        <w:t>The table below prices the crux against the discount rate. Read it down a column rather than across a row. Moving the discount rate across the whole 800 basis points of the 11 June 2026 edition's error is worth EGP 27.16 a share on the three-year-mean row — MORE than either single step between observed conversion years (EGP 11.71 and EGP 22.44), and less than the full observed range of conversion itself, which is worth EGP 34.15. The crux is the conversion rate, but only across its whole observed spread; one year to the next moves value less than the discount rate does.</w:t>
+        <w:t>The table below prices the crux against the discount rate. Read it down a column rather than across a row. Moving the discount rate across the whole 800 basis points of the 11 June 2026 edition's error is worth EGP 27.19 a share on the three-year-mean row — MORE than either single step between observed conversion years (EGP 11.71 and EGP 22.46), and less than the full observed range of conversion itself, which is worth EGP 34.17. The crux is the conversion rate, but only across its whole observed spread; one year to the next moves value less than the discount rate does.</w:t>
       </w:r>
     </w:p>
     <w:tbl>
@@ -10240,7 +10248,7 @@
                 <w:color w:val="5B6570"/>
                 <w:sz w:val="17"/>
               </w:rPr>
-              <w:t>21.11%</w:t>
+              <w:t>21.10%</w:t>
             </w:r>
           </w:p>
         </w:tc>
@@ -10256,7 +10264,7 @@
                 <w:color w:val="5B6570"/>
                 <w:sz w:val="17"/>
               </w:rPr>
-              <w:t>23.11%</w:t>
+              <w:t>23.10%</w:t>
             </w:r>
           </w:p>
         </w:tc>
@@ -10272,7 +10280,7 @@
                 <w:color w:val="5B6570"/>
                 <w:sz w:val="17"/>
               </w:rPr>
-              <w:t>25.11%</w:t>
+              <w:t>25.10%</w:t>
             </w:r>
           </w:p>
         </w:tc>
@@ -10288,7 +10296,7 @@
                 <w:color w:val="5B6570"/>
                 <w:sz w:val="17"/>
               </w:rPr>
-              <w:t>27.11%</w:t>
+              <w:t>27.10%</w:t>
             </w:r>
           </w:p>
         </w:tc>
@@ -10304,7 +10312,7 @@
                 <w:color w:val="5B6570"/>
                 <w:sz w:val="17"/>
               </w:rPr>
-              <w:t>29.11%</w:t>
+              <w:t>29.10%</w:t>
             </w:r>
           </w:p>
         </w:tc>
@@ -10342,7 +10350,7 @@
                 <w:color w:val="1A1D21"/>
                 <w:sz w:val="17"/>
               </w:rPr>
-              <w:t>15.25</w:t>
+              <w:t>15.27</w:t>
             </w:r>
           </w:p>
         </w:tc>
@@ -10360,7 +10368,7 @@
                 <w:color w:val="1A1D21"/>
                 <w:sz w:val="17"/>
               </w:rPr>
-              <w:t>9.44</w:t>
+              <w:t>9.45</w:t>
             </w:r>
           </w:p>
         </w:tc>
@@ -10378,7 +10386,7 @@
                 <w:color w:val="1A1D21"/>
                 <w:sz w:val="17"/>
               </w:rPr>
-              <w:t>6.14</w:t>
+              <w:t>6.15</w:t>
             </w:r>
           </w:p>
         </w:tc>
@@ -10396,7 +10404,7 @@
                 <w:color w:val="1A1D21"/>
                 <w:sz w:val="17"/>
               </w:rPr>
-              <w:t>4.01</w:t>
+              <w:t>4.02</w:t>
             </w:r>
           </w:p>
         </w:tc>
@@ -10452,7 +10460,7 @@
                 <w:color w:val="1A1D21"/>
                 <w:sz w:val="17"/>
               </w:rPr>
-              <w:t>24.81</w:t>
+              <w:t>24.84</w:t>
             </w:r>
           </w:p>
         </w:tc>
@@ -10470,7 +10478,7 @@
                 <w:color w:val="1A1D21"/>
                 <w:sz w:val="17"/>
               </w:rPr>
-              <w:t>16.10</w:t>
+              <w:t>16.12</w:t>
             </w:r>
           </w:p>
         </w:tc>
@@ -10488,7 +10496,7 @@
                 <w:color w:val="1A1D21"/>
                 <w:sz w:val="17"/>
               </w:rPr>
-              <w:t>11.20</w:t>
+              <w:t>11.21</w:t>
             </w:r>
           </w:p>
         </w:tc>
@@ -10562,7 +10570,7 @@
                 <w:color w:val="1A1D21"/>
                 <w:sz w:val="17"/>
               </w:rPr>
-              <w:t>37.40</w:t>
+              <w:t>37.44</w:t>
             </w:r>
           </w:p>
         </w:tc>
@@ -10580,7 +10588,7 @@
                 <w:color w:val="1A1D21"/>
                 <w:sz w:val="17"/>
               </w:rPr>
-              <w:t>24.88</w:t>
+              <w:t>24.90</w:t>
             </w:r>
           </w:p>
         </w:tc>
@@ -10598,7 +10606,7 @@
                 <w:color w:val="1A1D21"/>
                 <w:sz w:val="17"/>
               </w:rPr>
-              <w:t>17.85</w:t>
+              <w:t>17.86</w:t>
             </w:r>
           </w:p>
         </w:tc>
@@ -10616,7 +10624,7 @@
                 <w:color w:val="1A1D21"/>
                 <w:sz w:val="17"/>
               </w:rPr>
-              <w:t>13.36</w:t>
+              <w:t>13.37</w:t>
             </w:r>
           </w:p>
         </w:tc>
@@ -10634,7 +10642,7 @@
                 <w:color w:val="1A1D21"/>
                 <w:sz w:val="17"/>
               </w:rPr>
-              <w:t>10.24</w:t>
+              <w:t>10.25</w:t>
             </w:r>
           </w:p>
         </w:tc>
@@ -10672,7 +10680,7 @@
                 <w:color w:val="1A1D21"/>
                 <w:sz w:val="17"/>
               </w:rPr>
-              <w:t>52.64</w:t>
+              <w:t>52.70</w:t>
             </w:r>
           </w:p>
         </w:tc>
@@ -10690,7 +10698,7 @@
                 <w:color w:val="1A1D21"/>
                 <w:sz w:val="17"/>
               </w:rPr>
-              <w:t>35.50</w:t>
+              <w:t>35.53</w:t>
             </w:r>
           </w:p>
         </w:tc>
@@ -10708,7 +10716,7 @@
                 <w:color w:val="1A1D21"/>
                 <w:sz w:val="17"/>
               </w:rPr>
-              <w:t>25.90</w:t>
+              <w:t>25.92</w:t>
             </w:r>
           </w:p>
         </w:tc>
@@ -10726,7 +10734,7 @@
                 <w:color w:val="1A1D21"/>
                 <w:sz w:val="17"/>
               </w:rPr>
-              <w:t>19.78</w:t>
+              <w:t>19.80</w:t>
             </w:r>
           </w:p>
         </w:tc>
@@ -10744,7 +10752,7 @@
                 <w:color w:val="1A1D21"/>
                 <w:sz w:val="17"/>
               </w:rPr>
-              <w:t>15.56</w:t>
+              <w:t>15.57</w:t>
             </w:r>
           </w:p>
         </w:tc>
@@ -10782,7 +10790,7 @@
                 <w:color w:val="1A1D21"/>
                 <w:sz w:val="17"/>
               </w:rPr>
-              <w:t>79.86</w:t>
+              <w:t>79.95</w:t>
             </w:r>
           </w:p>
         </w:tc>
@@ -10800,7 +10808,7 @@
                 <w:color w:val="1A1D21"/>
                 <w:sz w:val="17"/>
               </w:rPr>
-              <w:t>54.48</w:t>
+              <w:t>54.52</w:t>
             </w:r>
           </w:p>
         </w:tc>
@@ -10818,7 +10826,7 @@
                 <w:color w:val="1A1D21"/>
                 <w:sz w:val="17"/>
               </w:rPr>
-              <w:t>40.29</w:t>
+              <w:t>40.32</w:t>
             </w:r>
           </w:p>
         </w:tc>
@@ -10836,7 +10844,7 @@
                 <w:color w:val="1A1D21"/>
                 <w:sz w:val="17"/>
               </w:rPr>
-              <w:t>31.27</w:t>
+              <w:t>31.29</w:t>
             </w:r>
           </w:p>
         </w:tc>
@@ -10854,7 +10862,7 @@
                 <w:color w:val="1A1D21"/>
                 <w:sz w:val="17"/>
               </w:rPr>
-              <w:t>25.05</w:t>
+              <w:t>25.06</w:t>
             </w:r>
           </w:p>
         </w:tc>
@@ -12237,7 +12245,7 @@
                 <w:color w:val="1A1D21"/>
                 <w:sz w:val="17"/>
               </w:rPr>
-              <w:t>EGP 6.14 to EGP 40.29 depending on cash conversion</w:t>
+              <w:t>EGP 6.15 to EGP 40.32 depending on cash conversion</w:t>
             </w:r>
           </w:p>
         </w:tc>
@@ -23631,97 +23639,97 @@
                 <w:color w:val="1A1D21"/>
                 <w:sz w:val="17"/>
               </w:rPr>
-              <w:t>4,316</w:t>
-            </w:r>
-          </w:p>
-        </w:tc>
-        <w:tc>
-          <w:tcPr>
-            <w:tcW w:type="dxa" w:w="1026"/>
-          </w:tcPr>
-          <w:p>
-            <w:pPr>
-              <w:jc w:val="right"/>
-            </w:pPr>
-            <w:r/>
-            <w:r>
-              <w:rPr>
-                <w:color w:val="1A1D21"/>
-                <w:sz w:val="17"/>
-              </w:rPr>
-              <w:t>4,136</w:t>
-            </w:r>
-          </w:p>
-        </w:tc>
-        <w:tc>
-          <w:tcPr>
-            <w:tcW w:type="dxa" w:w="1026"/>
-          </w:tcPr>
-          <w:p>
-            <w:pPr>
-              <w:jc w:val="right"/>
-            </w:pPr>
-            <w:r/>
-            <w:r>
-              <w:rPr>
-                <w:color w:val="1A1D21"/>
-                <w:sz w:val="17"/>
-              </w:rPr>
-              <w:t>3,993</w:t>
-            </w:r>
-          </w:p>
-        </w:tc>
-        <w:tc>
-          <w:tcPr>
-            <w:tcW w:type="dxa" w:w="1026"/>
-          </w:tcPr>
-          <w:p>
-            <w:pPr>
-              <w:jc w:val="right"/>
-            </w:pPr>
-            <w:r/>
-            <w:r>
-              <w:rPr>
-                <w:color w:val="1A1D21"/>
-                <w:sz w:val="17"/>
-              </w:rPr>
-              <w:t>3,874</w:t>
-            </w:r>
-          </w:p>
-        </w:tc>
-        <w:tc>
-          <w:tcPr>
-            <w:tcW w:type="dxa" w:w="1026"/>
-          </w:tcPr>
-          <w:p>
-            <w:pPr>
-              <w:jc w:val="right"/>
-            </w:pPr>
-            <w:r/>
-            <w:r>
-              <w:rPr>
-                <w:color w:val="1A1D21"/>
-                <w:sz w:val="17"/>
-              </w:rPr>
-              <w:t>3,003</w:t>
-            </w:r>
-          </w:p>
-        </w:tc>
-        <w:tc>
-          <w:tcPr>
-            <w:tcW w:type="dxa" w:w="1026"/>
-          </w:tcPr>
-          <w:p>
-            <w:pPr>
-              <w:jc w:val="right"/>
-            </w:pPr>
-            <w:r/>
-            <w:r>
-              <w:rPr>
-                <w:color w:val="1A1D21"/>
-                <w:sz w:val="17"/>
-              </w:rPr>
-              <w:t>1,923</w:t>
+              <w:t>4,317</w:t>
+            </w:r>
+          </w:p>
+        </w:tc>
+        <w:tc>
+          <w:tcPr>
+            <w:tcW w:type="dxa" w:w="1026"/>
+          </w:tcPr>
+          <w:p>
+            <w:pPr>
+              <w:jc w:val="right"/>
+            </w:pPr>
+            <w:r/>
+            <w:r>
+              <w:rPr>
+                <w:color w:val="1A1D21"/>
+                <w:sz w:val="17"/>
+              </w:rPr>
+              <w:t>4,137</w:t>
+            </w:r>
+          </w:p>
+        </w:tc>
+        <w:tc>
+          <w:tcPr>
+            <w:tcW w:type="dxa" w:w="1026"/>
+          </w:tcPr>
+          <w:p>
+            <w:pPr>
+              <w:jc w:val="right"/>
+            </w:pPr>
+            <w:r/>
+            <w:r>
+              <w:rPr>
+                <w:color w:val="1A1D21"/>
+                <w:sz w:val="17"/>
+              </w:rPr>
+              <w:t>3,994</w:t>
+            </w:r>
+          </w:p>
+        </w:tc>
+        <w:tc>
+          <w:tcPr>
+            <w:tcW w:type="dxa" w:w="1026"/>
+          </w:tcPr>
+          <w:p>
+            <w:pPr>
+              <w:jc w:val="right"/>
+            </w:pPr>
+            <w:r/>
+            <w:r>
+              <w:rPr>
+                <w:color w:val="1A1D21"/>
+                <w:sz w:val="17"/>
+              </w:rPr>
+              <w:t>3,875</w:t>
+            </w:r>
+          </w:p>
+        </w:tc>
+        <w:tc>
+          <w:tcPr>
+            <w:tcW w:type="dxa" w:w="1026"/>
+          </w:tcPr>
+          <w:p>
+            <w:pPr>
+              <w:jc w:val="right"/>
+            </w:pPr>
+            <w:r/>
+            <w:r>
+              <w:rPr>
+                <w:color w:val="1A1D21"/>
+                <w:sz w:val="17"/>
+              </w:rPr>
+              <w:t>3,004</w:t>
+            </w:r>
+          </w:p>
+        </w:tc>
+        <w:tc>
+          <w:tcPr>
+            <w:tcW w:type="dxa" w:w="1026"/>
+          </w:tcPr>
+          <w:p>
+            <w:pPr>
+              <w:jc w:val="right"/>
+            </w:pPr>
+            <w:r/>
+            <w:r>
+              <w:rPr>
+                <w:color w:val="1A1D21"/>
+                <w:sz w:val="17"/>
+              </w:rPr>
+              <w:t>1,924</w:t>
             </w:r>
           </w:p>
         </w:tc>
@@ -28872,7 +28880,7 @@
                 <w:color w:val="1A1D21"/>
                 <w:sz w:val="17"/>
               </w:rPr>
-              <w:t>-39,018</w:t>
+              <w:t>-39,026</w:t>
             </w:r>
           </w:p>
         </w:tc>
@@ -29210,7 +29218,7 @@
                 <w:color w:val="1A1D21"/>
                 <w:sz w:val="17"/>
               </w:rPr>
-              <w:t>1.4718</w:t>
+              <w:t>1.4687</w:t>
             </w:r>
           </w:p>
         </w:tc>
@@ -29228,7 +29236,7 @@
                 <w:color w:val="1A1D21"/>
                 <w:sz w:val="17"/>
               </w:rPr>
-              <w:t>32.6%</w:t>
+              <w:t>32.5%</w:t>
             </w:r>
           </w:p>
         </w:tc>
@@ -29246,7 +29254,7 @@
                 <w:color w:val="1A1D21"/>
                 <w:sz w:val="17"/>
               </w:rPr>
-              <w:t>0.185</w:t>
+              <w:t>0.183</w:t>
             </w:r>
           </w:p>
         </w:tc>
@@ -29335,7 +29343,7 @@
                 <w:color w:val="1A1D21"/>
                 <w:sz w:val="17"/>
               </w:rPr>
-              <w:t>1.0493</w:t>
+              <w:t>1.0481</w:t>
             </w:r>
           </w:p>
         </w:tc>
@@ -29353,7 +29361,7 @@
                 <w:color w:val="1A1D21"/>
                 <w:sz w:val="17"/>
               </w:rPr>
-              <w:t>29.9%</w:t>
+              <w:t>30.0%</w:t>
             </w:r>
           </w:p>
         </w:tc>
@@ -29371,7 +29379,7 @@
                 <w:color w:val="1A1D21"/>
                 <w:sz w:val="17"/>
               </w:rPr>
-              <w:t>0.182</w:t>
+              <w:t>0.181</w:t>
             </w:r>
           </w:p>
         </w:tc>
@@ -29460,7 +29468,7 @@
                 <w:color w:val="1A1D21"/>
                 <w:sz w:val="17"/>
               </w:rPr>
-              <w:t>0.8837</w:t>
+              <w:t>0.8817</w:t>
             </w:r>
           </w:p>
         </w:tc>
@@ -29478,7 +29486,7 @@
                 <w:color w:val="1A1D21"/>
                 <w:sz w:val="17"/>
               </w:rPr>
-              <w:t>32.1%</w:t>
+              <w:t>32.5%</w:t>
             </w:r>
           </w:p>
         </w:tc>
@@ -29514,7 +29522,7 @@
                 <w:color w:val="1A1D21"/>
                 <w:sz w:val="17"/>
               </w:rPr>
-              <w:t>46.4%</w:t>
+              <w:t>46.2%</w:t>
             </w:r>
           </w:p>
         </w:tc>
@@ -29585,7 +29593,7 @@
                 <w:color w:val="1A1D21"/>
                 <w:sz w:val="17"/>
               </w:rPr>
-              <w:t>0.7653</w:t>
+              <w:t>0.7648</w:t>
             </w:r>
           </w:p>
         </w:tc>
@@ -29603,7 +29611,7 @@
                 <w:color w:val="1A1D21"/>
                 <w:sz w:val="17"/>
               </w:rPr>
-              <w:t>28.8%</w:t>
+              <w:t>28.7%</w:t>
             </w:r>
           </w:p>
         </w:tc>
@@ -29621,7 +29629,7 @@
                 <w:color w:val="1A1D21"/>
                 <w:sz w:val="17"/>
               </w:rPr>
-              <w:t>0.181</w:t>
+              <w:t>0.180</w:t>
             </w:r>
           </w:p>
         </w:tc>
@@ -29710,7 +29718,7 @@
                 <w:color w:val="1A1D21"/>
                 <w:sz w:val="17"/>
               </w:rPr>
-              <w:t>0.7388</w:t>
+              <w:t>0.7349</w:t>
             </w:r>
           </w:p>
         </w:tc>
@@ -29728,7 +29736,7 @@
                 <w:color w:val="1A1D21"/>
                 <w:sz w:val="17"/>
               </w:rPr>
-              <w:t>24.4%</w:t>
+              <w:t>24.2%</w:t>
             </w:r>
           </w:p>
         </w:tc>
@@ -29764,7 +29772,7 @@
                 <w:color w:val="1A1D21"/>
                 <w:sz w:val="17"/>
               </w:rPr>
-              <w:t>41.1%</w:t>
+              <w:t>41.2%</w:t>
             </w:r>
           </w:p>
         </w:tc>
@@ -29835,7 +29843,7 @@
                 <w:color w:val="1A1D21"/>
                 <w:sz w:val="17"/>
               </w:rPr>
-              <w:t>0.7067</w:t>
+              <w:t>0.7006</w:t>
             </w:r>
           </w:p>
         </w:tc>
@@ -29853,7 +29861,7 @@
                 <w:color w:val="1A1D21"/>
                 <w:sz w:val="17"/>
               </w:rPr>
-              <w:t>25.8%</w:t>
+              <w:t>25.6%</w:t>
             </w:r>
           </w:p>
         </w:tc>
@@ -29871,7 +29879,7 @@
                 <w:color w:val="1A1D21"/>
                 <w:sz w:val="17"/>
               </w:rPr>
-              <w:t>0.186</w:t>
+              <w:t>0.185</w:t>
             </w:r>
           </w:p>
         </w:tc>
@@ -29960,7 +29968,7 @@
                 <w:color w:val="1A1D21"/>
                 <w:sz w:val="17"/>
               </w:rPr>
-              <w:t>0.4938</w:t>
+              <w:t>0.4949</w:t>
             </w:r>
           </w:p>
         </w:tc>
@@ -29978,7 +29986,7 @@
                 <w:color w:val="1A1D21"/>
                 <w:sz w:val="17"/>
               </w:rPr>
-              <w:t>10.3%</w:t>
+              <w:t>10.2%</w:t>
             </w:r>
           </w:p>
         </w:tc>
@@ -29996,7 +30004,7 @@
                 <w:color w:val="1A1D21"/>
                 <w:sz w:val="17"/>
               </w:rPr>
-              <w:t>0.224</w:t>
+              <w:t>0.227</w:t>
             </w:r>
           </w:p>
         </w:tc>
@@ -30014,7 +30022,7 @@
                 <w:color w:val="1A1D21"/>
                 <w:sz w:val="17"/>
               </w:rPr>
-              <w:t>47.1%</w:t>
+              <w:t>47.6%</w:t>
             </w:r>
           </w:p>
         </w:tc>
@@ -30275,7 +30283,7 @@
                 <w:color w:val="1A1D21"/>
                 <w:sz w:val="17"/>
               </w:rPr>
-              <w:t>cost of capital above 25.11%</w:t>
+              <w:t>cost of capital above 25.10%</w:t>
             </w:r>
           </w:p>
         </w:tc>
@@ -30613,7 +30621,7 @@
                 <w:color w:val="1A1D21"/>
                 <w:sz w:val="17"/>
               </w:rPr>
-              <w:t>49,462</w:t>
+              <w:t>49,478</w:t>
             </w:r>
           </w:p>
         </w:tc>
@@ -30651,7 +30659,7 @@
                 <w:color w:val="1A1D21"/>
                 <w:sz w:val="17"/>
               </w:rPr>
-              <w:t>22,475</w:t>
+              <w:t>22,501</w:t>
             </w:r>
           </w:p>
         </w:tc>
@@ -30689,7 +30697,7 @@
                 <w:color w:val="1A1D21"/>
                 <w:sz w:val="17"/>
               </w:rPr>
-              <w:t>71,937</w:t>
+              <w:t>71,979</w:t>
             </w:r>
           </w:p>
         </w:tc>
@@ -30803,7 +30811,7 @@
                 <w:color w:val="1A1D21"/>
                 <w:sz w:val="17"/>
               </w:rPr>
-              <w:t>53,551</w:t>
+              <w:t>53,593</w:t>
             </w:r>
           </w:p>
         </w:tc>
@@ -30841,7 +30849,7 @@
                 <w:color w:val="1A1D21"/>
                 <w:sz w:val="17"/>
               </w:rPr>
-              <w:t>(2,508)</w:t>
+              <w:t>(2,510)</w:t>
             </w:r>
           </w:p>
         </w:tc>
@@ -30879,7 +30887,7 @@
                 <w:color w:val="1A1D21"/>
                 <w:sz w:val="17"/>
               </w:rPr>
-              <w:t>51,043</w:t>
+              <w:t>51,083</w:t>
             </w:r>
           </w:p>
         </w:tc>
@@ -30917,7 +30925,7 @@
                 <w:color w:val="1A1D21"/>
                 <w:sz w:val="17"/>
               </w:rPr>
-              <w:t>17.85</w:t>
+              <w:t>17.86</w:t>
             </w:r>
           </w:p>
         </w:tc>
@@ -30947,7 +30955,7 @@
           <w:color w:val="1A1D21"/>
           <w:sz w:val="20"/>
         </w:rPr>
-        <w:t>Named sensitivity: a move in cash conversion from 3.9% to 17.9% takes the answer from EGP 6.14 to EGP 40.29. Falsifier stated in advance: if the 2026 and 2027 cash-flow statements show conversion inside two percentage points of 8.7%, this reading is right and the range should collapse toward its centre; if they straddle the full observed spread again, the method should be abandoned for this company.</w:t>
+        <w:t>Named sensitivity: a move in cash conversion from 3.9% to 17.9% takes the answer from EGP 6.15 to EGP 40.32. Falsifier stated in advance: if the 2026 and 2027 cash-flow statements show conversion inside two percentage points of 8.7%, this reading is right and the range should collapse toward its centre; if they straddle the full observed spread again, the method should be abandoned for this company.</w:t>
       </w:r>
     </w:p>
     <w:p>
@@ -31463,7 +31471,7 @@
           <w:color w:val="1A1D21"/>
           <w:sz w:val="20"/>
         </w:rPr>
-        <w:t>Working: holding the cost of capital at 25.11% and every other input at the audited 2025 base, the closing price of EGP 14.40 implies cash conversion of 7.3%. The company achieved 4.3% in 2023, 17.9% in 2024 and 3.9% in 2025. Named sensitivity: at a 26.10% cost of capital the implied rate would be lower still. Falsifier: if 2026 conversion prints above 7.3%, the price was too low.</w:t>
+        <w:t>Working: holding the cost of capital at 25.10% and every other input at the audited 2025 base, the closing price of EGP 14.40 implies cash conversion of 7.3%. The company achieved 4.3% in 2023, 17.9% in 2024 and 3.9% in 2025. Named sensitivity: at a 26.09% cost of capital the implied rate would be lower still. Falsifier: if 2026 conversion prints above 7.3%, the price was too low.</w:t>
       </w:r>
     </w:p>
     <w:p>
@@ -31545,7 +31553,7 @@
           <w:color w:val="1A1D21"/>
           <w:sz w:val="20"/>
         </w:rPr>
-        <w:t>They agree on the facts and disagree on one number. All three accept the audited 2025 base, the 25.11% cost of capital and the order book. Expert 1 needs a conversion rate to produce an answer; Expert 2 refuses to forecast one and prices the assets instead; Expert 3 asks what rate is already in the price. The room's joint position is that Palm Hills is worth between EGP 6.14 and EGP 40.29, that the price of EGP 14.40 sits in the lower half of that range, and that the width is a property of the disclosure rather than of the analysis.</w:t>
+        <w:t>They agree on the facts and disagree on one number. All three accept the audited 2025 base, the 25.10% cost of capital and the order book. Expert 1 needs a conversion rate to produce an answer; Expert 2 refuses to forecast one and prices the assets instead; Expert 3 asks what rate is already in the price. The room's joint position is that Palm Hills is worth between EGP 6.15 and EGP 40.32, that the price of EGP 14.40 sits in the lower half of that range, and that the width is a property of the disclosure rather than of the analysis.</w:t>
       </w:r>
     </w:p>
     <w:p>
@@ -31770,7 +31778,7 @@
                 <w:color w:val="1A1D21"/>
                 <w:sz w:val="17"/>
               </w:rPr>
-              <w:t>25.11%</w:t>
+              <w:t>25.10%</w:t>
             </w:r>
           </w:p>
         </w:tc>
@@ -31803,7 +31811,7 @@
                 <w:color w:val="1A1D21"/>
                 <w:sz w:val="17"/>
               </w:rPr>
-              <w:t>25.11%</w:t>
+              <w:t>25.10%</w:t>
             </w:r>
           </w:p>
         </w:tc>
